--- a/Boek 1 - Grondslagen, vraag en aanbod/1.1 Hoofdstuk Economisch denken en rekenen/1.1.1 Schaarste en economisch denken/1.1.1 Schaarste en economisch denken – samenvatting.docx
+++ b/Boek 1 - Grondslagen, vraag en aanbod/1.1 Hoofdstuk Economisch denken en rekenen/1.1.1 Schaarste en economisch denken/1.1.1 Schaarste en economisch denken – samenvatting.docx
@@ -185,9 +185,9 @@
             <w:r>
               <w:drawing>
                 <wp:inline distT="0" distB="0" distL="0" distR="0">
-                  <wp:extent cx="2190750" cy="1333500"/>
+                  <wp:extent cx="2190750" cy="1266825"/>
                   <wp:effectExtent t="0" r="0" b="0" l="0"/>
-                  <wp:docPr id="1" name="1.1.1_fig_1.png" descr="asset:1.1.1_fig_1.png" title="1.1.1_fig_1.png"/>
+                  <wp:docPr id="1" name="1.1.1_fig_1" descr="asset:1.1.1_fig_1" title="1.1.1_fig_1"/>
                   <wp:cNvGraphicFramePr>
                     <a:graphicFrameLocks xmlns:a="http://schemas.openxmlformats.org/drawingml/2006/main" noChangeAspect="1"/>
                   </wp:cNvGraphicFramePr>
@@ -210,7 +210,7 @@
                         <pic:spPr bwMode="auto">
                           <a:xfrm>
                             <a:off x="0" y="0"/>
-                            <a:ext cx="2190750" cy="1333500"/>
+                            <a:ext cx="2190750" cy="1266825"/>
                           </a:xfrm>
                           <a:prstGeom prst="rect">
                             <a:avLst/>
@@ -851,9 +851,9 @@
             <w:r>
               <w:drawing>
                 <wp:inline distT="0" distB="0" distL="0" distR="0">
-                  <wp:extent cx="2190750" cy="1333500"/>
+                  <wp:extent cx="2190750" cy="1266825"/>
                   <wp:effectExtent t="0" r="0" b="0" l="0"/>
-                  <wp:docPr id="1" name="1.1.1_fig_2.png" descr="asset:1.1.1_fig_2.png" title="1.1.1_fig_2.png"/>
+                  <wp:docPr id="1" name="1.1.1_fig_2" descr="asset:1.1.1_fig_2" title="1.1.1_fig_2"/>
                   <wp:cNvGraphicFramePr>
                     <a:graphicFrameLocks xmlns:a="http://schemas.openxmlformats.org/drawingml/2006/main" noChangeAspect="1"/>
                   </wp:cNvGraphicFramePr>
@@ -876,7 +876,7 @@
                         <pic:spPr bwMode="auto">
                           <a:xfrm>
                             <a:off x="0" y="0"/>
-                            <a:ext cx="2190750" cy="1333500"/>
+                            <a:ext cx="2190750" cy="1266825"/>
                           </a:xfrm>
                           <a:prstGeom prst="rect">
                             <a:avLst/>
@@ -1270,9 +1270,9 @@
             <w:r>
               <w:drawing>
                 <wp:inline distT="0" distB="0" distL="0" distR="0">
-                  <wp:extent cx="2190750" cy="1333500"/>
+                  <wp:extent cx="2190750" cy="1266825"/>
                   <wp:effectExtent t="0" r="0" b="0" l="0"/>
-                  <wp:docPr id="1" name="1.1.1_fig_3.png" descr="asset:1.1.1_fig_3.png" title="1.1.1_fig_3.png"/>
+                  <wp:docPr id="1" name="1.1.1_fig_3" descr="asset:1.1.1_fig_3" title="1.1.1_fig_3"/>
                   <wp:cNvGraphicFramePr>
                     <a:graphicFrameLocks xmlns:a="http://schemas.openxmlformats.org/drawingml/2006/main" noChangeAspect="1"/>
                   </wp:cNvGraphicFramePr>
@@ -1295,7 +1295,7 @@
                         <pic:spPr bwMode="auto">
                           <a:xfrm>
                             <a:off x="0" y="0"/>
-                            <a:ext cx="2190750" cy="1333500"/>
+                            <a:ext cx="2190750" cy="1266825"/>
                           </a:xfrm>
                           <a:prstGeom prst="rect">
                             <a:avLst/>
@@ -1769,9 +1769,9 @@
             <w:r>
               <w:drawing>
                 <wp:inline distT="0" distB="0" distL="0" distR="0">
-                  <wp:extent cx="2190750" cy="1238250"/>
+                  <wp:extent cx="2190750" cy="1266825"/>
                   <wp:effectExtent t="0" r="0" b="0" l="0"/>
-                  <wp:docPr id="1" name="1.1.1_we_1.png" descr="asset:1.1.1_we_1.png" title="1.1.1_we_1.png"/>
+                  <wp:docPr id="1" name="1.1.1_we_1" descr="asset:1.1.1_we_1" title="1.1.1_we_1"/>
                   <wp:cNvGraphicFramePr>
                     <a:graphicFrameLocks xmlns:a="http://schemas.openxmlformats.org/drawingml/2006/main" noChangeAspect="1"/>
                   </wp:cNvGraphicFramePr>
@@ -1794,7 +1794,7 @@
                         <pic:spPr bwMode="auto">
                           <a:xfrm>
                             <a:off x="0" y="0"/>
-                            <a:ext cx="2190750" cy="1238250"/>
+                            <a:ext cx="2190750" cy="1266825"/>
                           </a:xfrm>
                           <a:prstGeom prst="rect">
                             <a:avLst/>

--- a/Boek 1 - Grondslagen, vraag en aanbod/1.1 Hoofdstuk Economisch denken en rekenen/1.1.1 Schaarste en economisch denken/1.1.1 Schaarste en economisch denken – samenvatting.docx
+++ b/Boek 1 - Grondslagen, vraag en aanbod/1.1 Hoofdstuk Economisch denken en rekenen/1.1.1 Schaarste en economisch denken/1.1.1 Schaarste en economisch denken – samenvatting.docx
@@ -840,7 +840,7 @@
                 <w:sz w:val="16"/>
                 <w:szCs w:val="16"/>
               </w:rPr>
-              <w:t xml:space="preserve">alt.kosten = opbrengst beste niet-gekozen alternatief</w:t>
+              <w:t xml:space="preserve">alternatieve kosten = opbrengst beste niet-gekozen alternatief</w:t>
             </w:r>
           </w:p>
           <w:p>
@@ -983,7 +983,7 @@
                 <w:sz w:val="17"/>
                 <w:szCs w:val="17"/>
               </w:rPr>
-              <w:t xml:space="preserve">alt.kosten ≠ prijs.  </w:t>
+              <w:t xml:space="preserve">alternatieve kosten ≠ prijs.  </w:t>
             </w:r>
             <w:r>
               <w:rPr>
@@ -1259,7 +1259,7 @@
                 <w:sz w:val="17"/>
                 <w:szCs w:val="17"/>
               </w:rPr>
-              <w:t xml:space="preserve"> als je kiest? (= alt.kosten)</w:t>
+              <w:t xml:space="preserve"> als je kiest? (= alternatieve kosten)</w:t>
             </w:r>
           </w:p>
           <w:p>
@@ -1738,7 +1738,7 @@
                 <w:sz w:val="15"/>
                 <w:szCs w:val="15"/>
               </w:rPr>
-              <w:t xml:space="preserve">Kies tarwe → alt.kosten = </w:t>
+              <w:t xml:space="preserve">Kies tarwe → alternatieve kosten = </w:t>
             </w:r>
             <w:r>
               <w:rPr>
@@ -1823,7 +1823,7 @@
                 <w:sz w:val="14"/>
                 <w:szCs w:val="14"/>
               </w:rPr>
-              <w:t xml:space="preserve">Vergelijking tarwe vs maïs met alt.kosten-annotatie.</w:t>
+              <w:t xml:space="preserve">Vergelijking tarwe vs maïs met alternatieve kosten-annotatie.</w:t>
             </w:r>
           </w:p>
         </w:tc>

--- a/Boek 1 - Grondslagen, vraag en aanbod/1.1 Hoofdstuk Economisch denken en rekenen/1.1.1 Schaarste en economisch denken/1.1.1 Schaarste en economisch denken – samenvatting.docx
+++ b/Boek 1 - Grondslagen, vraag en aanbod/1.1 Hoofdstuk Economisch denken en rekenen/1.1.1 Schaarste en economisch denken/1.1.1 Schaarste en economisch denken – samenvatting.docx
@@ -187,7 +187,7 @@
                 <wp:inline distT="0" distB="0" distL="0" distR="0">
                   <wp:extent cx="2190750" cy="1266825"/>
                   <wp:effectExtent t="0" r="0" b="0" l="0"/>
-                  <wp:docPr id="1" name="1.1.1_fig_1" descr="asset:1.1.1_fig_1" title="1.1.1_fig_1"/>
+                  <wp:docPr id="1" name="1.1.1_fig_1" descr="asset-alt:Infographic: brede behoeften-trechter (zakgeld, vrije tijd, ruimte, aandacht) loopt door een schaarste-filter naar een smal keuze-uitstroompunt — illustreert dat behoeften groter zijn dan beschikbare middelen." title="1.1.1_fig_1"/>
                   <wp:cNvGraphicFramePr>
                     <a:graphicFrameLocks xmlns:a="http://schemas.openxmlformats.org/drawingml/2006/main" noChangeAspect="1"/>
                   </wp:cNvGraphicFramePr>
@@ -853,7 +853,7 @@
                 <wp:inline distT="0" distB="0" distL="0" distR="0">
                   <wp:extent cx="2190750" cy="1266825"/>
                   <wp:effectExtent t="0" r="0" b="0" l="0"/>
-                  <wp:docPr id="1" name="1.1.1_fig_2" descr="asset:1.1.1_fig_2" title="1.1.1_fig_2"/>
+                  <wp:docPr id="1" name="1.1.1_fig_2" descr="asset-alt:Keuzediagram met twee alternatieven naast elkaar; de gekozen optie levert de opbrengst, het beste niet-gekozen alternatief wordt aangewezen als de alternatieve kosten." title="1.1.1_fig_2"/>
                   <wp:cNvGraphicFramePr>
                     <a:graphicFrameLocks xmlns:a="http://schemas.openxmlformats.org/drawingml/2006/main" noChangeAspect="1"/>
                   </wp:cNvGraphicFramePr>
@@ -1124,12 +1124,12 @@
                 <w:sz w:val="20"/>
                 <w:szCs w:val="20"/>
               </w:rPr>
-              <w:t xml:space="preserve">Economisch denken — 3 stappen</w:t>
-            </w:r>
-          </w:p>
-          <w:p>
-            <w:pPr>
-              <w:spacing w:after="25"/>
+              <w:t xml:space="preserve">Economisch denken — 4 stappen (B02)</w:t>
+            </w:r>
+          </w:p>
+          <w:p>
+            <w:pPr>
+              <w:spacing w:after="18"/>
             </w:pPr>
             <w:r>
               <w:rPr>
@@ -1137,8 +1137,8 @@
                 <w:b/>
                 <w:bCs/>
                 <w:color w:val="186A3B"/>
-                <w:sz w:val="17"/>
-                <w:szCs w:val="17"/>
+                <w:sz w:val="16"/>
+                <w:szCs w:val="16"/>
               </w:rPr>
               <w:t xml:space="preserve">1.  </w:t>
             </w:r>
@@ -1146,19 +1146,19 @@
               <w:rPr>
                 <w:rFonts w:ascii="Arial" w:cs="Arial" w:eastAsia="Arial" w:hAnsi="Arial"/>
                 <w:color w:val="2D3748"/>
-                <w:sz w:val="17"/>
-                <w:szCs w:val="17"/>
-              </w:rPr>
-              <w:t xml:space="preserve">Welke </w:t>
-            </w:r>
-            <w:r>
-              <w:rPr>
-                <w:rFonts w:ascii="Arial" w:cs="Arial" w:eastAsia="Arial" w:hAnsi="Arial"/>
-                <w:b/>
-                <w:bCs/>
-                <w:color w:val="2D3748"/>
-                <w:sz w:val="17"/>
-                <w:szCs w:val="17"/>
+                <w:sz w:val="16"/>
+                <w:szCs w:val="16"/>
+              </w:rPr>
+              <w:t xml:space="preserve">Benoem alle </w:t>
+            </w:r>
+            <w:r>
+              <w:rPr>
+                <w:rFonts w:ascii="Arial" w:cs="Arial" w:eastAsia="Arial" w:hAnsi="Arial"/>
+                <w:b/>
+                <w:bCs/>
+                <w:color w:val="2D3748"/>
+                <w:sz w:val="16"/>
+                <w:szCs w:val="16"/>
               </w:rPr>
               <w:t xml:space="preserve">alternatieven</w:t>
             </w:r>
@@ -1166,15 +1166,15 @@
               <w:rPr>
                 <w:rFonts w:ascii="Arial" w:cs="Arial" w:eastAsia="Arial" w:hAnsi="Arial"/>
                 <w:color w:val="2D3748"/>
-                <w:sz w:val="17"/>
-                <w:szCs w:val="17"/>
-              </w:rPr>
-              <w:t xml:space="preserve"> zijn er?</w:t>
-            </w:r>
-          </w:p>
-          <w:p>
-            <w:pPr>
-              <w:spacing w:after="25"/>
+                <w:sz w:val="16"/>
+                <w:szCs w:val="16"/>
+              </w:rPr>
+              <w:t xml:space="preserve">.</w:t>
+            </w:r>
+          </w:p>
+          <w:p>
+            <w:pPr>
+              <w:spacing w:after="18"/>
             </w:pPr>
             <w:r>
               <w:rPr>
@@ -1182,8 +1182,8 @@
                 <w:b/>
                 <w:bCs/>
                 <w:color w:val="186A3B"/>
-                <w:sz w:val="17"/>
-                <w:szCs w:val="17"/>
+                <w:sz w:val="16"/>
+                <w:szCs w:val="16"/>
               </w:rPr>
               <w:t xml:space="preserve">2.  </w:t>
             </w:r>
@@ -1191,35 +1191,35 @@
               <w:rPr>
                 <w:rFonts w:ascii="Arial" w:cs="Arial" w:eastAsia="Arial" w:hAnsi="Arial"/>
                 <w:color w:val="2D3748"/>
-                <w:sz w:val="17"/>
-                <w:szCs w:val="17"/>
-              </w:rPr>
-              <w:t xml:space="preserve">Wat </w:t>
-            </w:r>
-            <w:r>
-              <w:rPr>
-                <w:rFonts w:ascii="Arial" w:cs="Arial" w:eastAsia="Arial" w:hAnsi="Arial"/>
-                <w:b/>
-                <w:bCs/>
-                <w:color w:val="2D3748"/>
-                <w:sz w:val="17"/>
-                <w:szCs w:val="17"/>
-              </w:rPr>
-              <w:t xml:space="preserve">levert</w:t>
-            </w:r>
-            <w:r>
-              <w:rPr>
-                <w:rFonts w:ascii="Arial" w:cs="Arial" w:eastAsia="Arial" w:hAnsi="Arial"/>
-                <w:color w:val="2D3748"/>
-                <w:sz w:val="17"/>
-                <w:szCs w:val="17"/>
-              </w:rPr>
-              <w:t xml:space="preserve"> elk alternatief op?</w:t>
-            </w:r>
-          </w:p>
-          <w:p>
-            <w:pPr>
-              <w:spacing w:after="40"/>
+                <w:sz w:val="16"/>
+                <w:szCs w:val="16"/>
+              </w:rPr>
+              <w:t xml:space="preserve">Bereken de </w:t>
+            </w:r>
+            <w:r>
+              <w:rPr>
+                <w:rFonts w:ascii="Arial" w:cs="Arial" w:eastAsia="Arial" w:hAnsi="Arial"/>
+                <w:b/>
+                <w:bCs/>
+                <w:color w:val="2D3748"/>
+                <w:sz w:val="16"/>
+                <w:szCs w:val="16"/>
+              </w:rPr>
+              <w:t xml:space="preserve">opbrengst</w:t>
+            </w:r>
+            <w:r>
+              <w:rPr>
+                <w:rFonts w:ascii="Arial" w:cs="Arial" w:eastAsia="Arial" w:hAnsi="Arial"/>
+                <w:color w:val="2D3748"/>
+                <w:sz w:val="16"/>
+                <w:szCs w:val="16"/>
+              </w:rPr>
+              <w:t xml:space="preserve"> per alternatief.</w:t>
+            </w:r>
+          </w:p>
+          <w:p>
+            <w:pPr>
+              <w:spacing w:after="18"/>
             </w:pPr>
             <w:r>
               <w:rPr>
@@ -1227,8 +1227,8 @@
                 <w:b/>
                 <w:bCs/>
                 <w:color w:val="186A3B"/>
-                <w:sz w:val="17"/>
-                <w:szCs w:val="17"/>
+                <w:sz w:val="16"/>
+                <w:szCs w:val="16"/>
               </w:rPr>
               <w:t xml:space="preserve">3.  </w:t>
             </w:r>
@@ -1236,30 +1236,75 @@
               <w:rPr>
                 <w:rFonts w:ascii="Arial" w:cs="Arial" w:eastAsia="Arial" w:hAnsi="Arial"/>
                 <w:color w:val="2D3748"/>
-                <w:sz w:val="17"/>
-                <w:szCs w:val="17"/>
-              </w:rPr>
-              <w:t xml:space="preserve">Wat </w:t>
-            </w:r>
-            <w:r>
-              <w:rPr>
-                <w:rFonts w:ascii="Arial" w:cs="Arial" w:eastAsia="Arial" w:hAnsi="Arial"/>
-                <w:b/>
-                <w:bCs/>
-                <w:color w:val="2D3748"/>
-                <w:sz w:val="17"/>
-                <w:szCs w:val="17"/>
-              </w:rPr>
-              <w:t xml:space="preserve">geef je op</w:t>
-            </w:r>
-            <w:r>
-              <w:rPr>
-                <w:rFonts w:ascii="Arial" w:cs="Arial" w:eastAsia="Arial" w:hAnsi="Arial"/>
-                <w:color w:val="2D3748"/>
-                <w:sz w:val="17"/>
-                <w:szCs w:val="17"/>
-              </w:rPr>
-              <w:t xml:space="preserve"> als je kiest? (= alternatieve kosten)</w:t>
+                <w:sz w:val="16"/>
+                <w:szCs w:val="16"/>
+              </w:rPr>
+              <w:t xml:space="preserve">Rangschik. Het beste niet-gekozen alternatief = </w:t>
+            </w:r>
+            <w:r>
+              <w:rPr>
+                <w:rFonts w:ascii="Arial" w:cs="Arial" w:eastAsia="Arial" w:hAnsi="Arial"/>
+                <w:b/>
+                <w:bCs/>
+                <w:color w:val="2D3748"/>
+                <w:sz w:val="16"/>
+                <w:szCs w:val="16"/>
+              </w:rPr>
+              <w:t xml:space="preserve">alternatieve kosten</w:t>
+            </w:r>
+            <w:r>
+              <w:rPr>
+                <w:rFonts w:ascii="Arial" w:cs="Arial" w:eastAsia="Arial" w:hAnsi="Arial"/>
+                <w:color w:val="2D3748"/>
+                <w:sz w:val="16"/>
+                <w:szCs w:val="16"/>
+              </w:rPr>
+              <w:t xml:space="preserve">.</w:t>
+            </w:r>
+          </w:p>
+          <w:p>
+            <w:pPr>
+              <w:spacing w:after="30"/>
+            </w:pPr>
+            <w:r>
+              <w:rPr>
+                <w:rFonts w:ascii="Arial" w:cs="Arial" w:eastAsia="Arial" w:hAnsi="Arial"/>
+                <w:b/>
+                <w:bCs/>
+                <w:color w:val="186A3B"/>
+                <w:sz w:val="16"/>
+                <w:szCs w:val="16"/>
+              </w:rPr>
+              <w:t xml:space="preserve">4.  </w:t>
+            </w:r>
+            <w:r>
+              <w:rPr>
+                <w:rFonts w:ascii="Arial" w:cs="Arial" w:eastAsia="Arial" w:hAnsi="Arial"/>
+                <w:color w:val="2D3748"/>
+                <w:sz w:val="16"/>
+                <w:szCs w:val="16"/>
+              </w:rPr>
+              <w:t xml:space="preserve">Vergelijk: </w:t>
+            </w:r>
+            <w:r>
+              <w:rPr>
+                <w:rFonts w:ascii="Arial" w:cs="Arial" w:eastAsia="Arial" w:hAnsi="Arial"/>
+                <w:b/>
+                <w:bCs/>
+                <w:color w:val="2D3748"/>
+                <w:sz w:val="16"/>
+                <w:szCs w:val="16"/>
+              </w:rPr>
+              <w:t xml:space="preserve">nettowaarde</w:t>
+            </w:r>
+            <w:r>
+              <w:rPr>
+                <w:rFonts w:ascii="Arial" w:cs="Arial" w:eastAsia="Arial" w:hAnsi="Arial"/>
+                <w:color w:val="2D3748"/>
+                <w:sz w:val="16"/>
+                <w:szCs w:val="16"/>
+              </w:rPr>
+              <w:t xml:space="preserve"> = opbrengst − alternatieve kosten.</w:t>
             </w:r>
           </w:p>
           <w:p>
@@ -1272,7 +1317,7 @@
                 <wp:inline distT="0" distB="0" distL="0" distR="0">
                   <wp:extent cx="2190750" cy="1266825"/>
                   <wp:effectExtent t="0" r="0" b="0" l="0"/>
-                  <wp:docPr id="1" name="1.1.1_fig_3" descr="asset:1.1.1_fig_3" title="1.1.1_fig_3"/>
+                  <wp:docPr id="1" name="1.1.1_fig_3" descr="asset-alt:Flowchart van de vier stappen om alternatieve kosten en nettowaarde te bepalen: (1) alternatieven benoemen, (2) opbrengst per alternatief berekenen, (3) beste niet-gekozen alternatief = alternatieve kosten, (4) nettowaarde = opbrengst gekozen min alternatieve kosten." title="1.1.1_fig_3"/>
                   <wp:cNvGraphicFramePr>
                     <a:graphicFrameLocks xmlns:a="http://schemas.openxmlformats.org/drawingml/2006/main" noChangeAspect="1"/>
                   </wp:cNvGraphicFramePr>
@@ -1321,10 +1366,10 @@
                 <w:i/>
                 <w:iCs/>
                 <w:color w:val="718096"/>
-                <w:sz w:val="14"/>
-                <w:szCs w:val="14"/>
-              </w:rPr>
-              <w:t xml:space="preserve">Alternatieven → Opbrengsten → Wat geef je op?</w:t>
+                <w:sz w:val="13"/>
+                <w:szCs w:val="13"/>
+              </w:rPr>
+              <w:t xml:space="preserve">Alternatieven → Opbrengsten → Rangschik (alt. kosten) → Nettowaarde</w:t>
             </w:r>
           </w:p>
         </w:tc>
@@ -1771,7 +1816,7 @@
                 <wp:inline distT="0" distB="0" distL="0" distR="0">
                   <wp:extent cx="2190750" cy="1266825"/>
                   <wp:effectExtent t="0" r="0" b="0" l="0"/>
-                  <wp:docPr id="1" name="1.1.1_we_1" descr="asset:1.1.1_we_1" title="1.1.1_we_1"/>
+                  <wp:docPr id="1" name="1.1.1_we_1" descr="asset-alt:Uitgewerkt voorbeeld tarwe versus maïs op 10 hectare: tarwe levert €500 per hectare op (totaal €5.000), maïs €350 per hectare (totaal €3.500); de alternatieve kosten van tarwe kiezen zijn €3.500 en de nettowaarde €1.500." title="1.1.1_we_1"/>
                   <wp:cNvGraphicFramePr>
                     <a:graphicFrameLocks xmlns:a="http://schemas.openxmlformats.org/drawingml/2006/main" noChangeAspect="1"/>
                   </wp:cNvGraphicFramePr>

--- a/Boek 1 - Grondslagen, vraag en aanbod/1.1 Hoofdstuk Economisch denken en rekenen/1.1.1 Schaarste en economisch denken/1.1.1 Schaarste en economisch denken – samenvatting.docx
+++ b/Boek 1 - Grondslagen, vraag en aanbod/1.1 Hoofdstuk Economisch denken en rekenen/1.1.1 Schaarste en economisch denken/1.1.1 Schaarste en economisch denken – samenvatting.docx
@@ -1369,7 +1369,7 @@
                 <w:sz w:val="13"/>
                 <w:szCs w:val="13"/>
               </w:rPr>
-              <w:t xml:space="preserve">Alternatieven → Opbrengsten → Rangschik (alt. kosten) → Nettowaarde</w:t>
+              <w:t xml:space="preserve">Alternatieven → Opbrengsten → Rangschik (alternatieve kosten) → Nettowaarde</w:t>
             </w:r>
           </w:p>
         </w:tc>

--- a/Boek 1 - Grondslagen, vraag en aanbod/1.1 Hoofdstuk Economisch denken en rekenen/1.1.1 Schaarste en economisch denken/1.1.1 Schaarste en economisch denken – samenvatting.docx
+++ b/Boek 1 - Grondslagen, vraag en aanbod/1.1 Hoofdstuk Economisch denken en rekenen/1.1.1 Schaarste en economisch denken/1.1.1 Schaarste en economisch denken – samenvatting.docx
@@ -1124,7 +1124,7 @@
                 <w:sz w:val="20"/>
                 <w:szCs w:val="20"/>
               </w:rPr>
-              <w:t xml:space="preserve">Economisch denken — 4 stappen (B02)</w:t>
+              <w:t xml:space="preserve">Economisch denken — 4 stappen</w:t>
             </w:r>
           </w:p>
           <w:p>
